--- a/src/templates/3. Decalration_FOR_DCR.docx
+++ b/src/templates/3. Decalration_FOR_DCR.docx
@@ -87,71 +87,54 @@
       </w:r>
       <w:proofErr w:type="spellStart"/>
       <w:r>
-        <w:t>sanctioned_capacity</w:t>
+        <w:t>total_capacity</w:t>
       </w:r>
       <w:proofErr w:type="spellEnd"/>
       <w:r>
         <w:t>}}</w:t>
       </w:r>
       <w:r>
+        <w:t xml:space="preserve">KW Grid Connected Rooftop Solar Plant </w:t>
+      </w:r>
+    </w:p>
+    <w:p>
+      <w:pPr>
+        <w:spacing w:line="356" w:lineRule="auto"/>
+      </w:pPr>
+      <w:r>
+        <w:t>For</w:t>
+      </w:r>
+      <w:r>
         <w:t xml:space="preserve"> </w:t>
       </w:r>
       <w:r>
-        <w:t xml:space="preserve">KW Grid Connected Rooftop Solar Plant </w:t>
-      </w:r>
-    </w:p>
-    <w:p>
-      <w:pPr>
-        <w:spacing w:line="356" w:lineRule="auto"/>
-      </w:pPr>
-      <w:r>
-        <w:t>For</w:t>
+        <w:t>{{</w:t>
+      </w:r>
+      <w:proofErr w:type="spellStart"/>
+      <w:r>
+        <w:t>consumer_name</w:t>
+      </w:r>
+      <w:proofErr w:type="spellEnd"/>
+      <w:r>
+        <w:t>}}</w:t>
       </w:r>
       <w:r>
         <w:t xml:space="preserve"> </w:t>
       </w:r>
       <w:r>
-        <w:t>{{</w:t>
-      </w:r>
-      <w:proofErr w:type="spellStart"/>
-      <w:r>
-        <w:t>consumer_name</w:t>
-      </w:r>
-      <w:proofErr w:type="spellEnd"/>
-      <w:r>
-        <w:t>}}</w:t>
+        <w:t>a</w:t>
+      </w:r>
+      <w:r>
+        <w:t xml:space="preserve">t </w:t>
+      </w:r>
+      <w:r>
+        <w:t>{{address}}</w:t>
       </w:r>
       <w:r>
         <w:t xml:space="preserve"> </w:t>
       </w:r>
       <w:r>
-        <w:t>a</w:t>
-      </w:r>
-      <w:r>
-        <w:t xml:space="preserve">t </w:t>
-      </w:r>
-      <w:r>
-        <w:t>{{address}}</w:t>
-      </w:r>
-      <w:r>
-        <w:t xml:space="preserve"> </w:t>
-      </w:r>
-      <w:r>
-        <w:t xml:space="preserve">under application number </w:t>
-      </w:r>
-      <w:r>
-        <w:t>{{</w:t>
-      </w:r>
-      <w:proofErr w:type="spellStart"/>
-      <w:r>
-        <w:t>application_number</w:t>
-      </w:r>
-      <w:proofErr w:type="spellEnd"/>
-      <w:r>
-        <w:t>}}</w:t>
-      </w:r>
-      <w:r>
-        <w:t xml:space="preserve"> </w:t>
+        <w:t xml:space="preserve">at </w:t>
       </w:r>
       <w:proofErr w:type="gramStart"/>
       <w:r>
@@ -335,30 +318,6 @@
       </w:pPr>
       <w:r>
         <w:t>{/modules}</w:t>
-      </w:r>
-    </w:p>
-    <w:p>
-      <w:pPr>
-        <w:numPr>
-          <w:ilvl w:val="1"/>
-          <w:numId w:val="1"/>
-        </w:numPr>
-        <w:spacing w:after="219"/>
-        <w:ind w:hanging="230"/>
-      </w:pPr>
-      <w:r>
-        <w:t xml:space="preserve">PV Module Make: </w:t>
-      </w:r>
-      <w:r>
-        <w:t>{{</w:t>
-      </w:r>
-      <w:proofErr w:type="spellStart"/>
-      <w:r>
-        <w:t>module_make</w:t>
-      </w:r>
-      <w:proofErr w:type="spellEnd"/>
-      <w:r>
-        <w:t>}}</w:t>
       </w:r>
     </w:p>
     <w:p>
@@ -1486,7 +1445,6 @@
   <w:style w:type="character" w:default="1" w:styleId="DefaultParagraphFont">
     <w:name w:val="Default Paragraph Font"/>
     <w:uiPriority w:val="1"/>
-    <w:semiHidden/>
     <w:unhideWhenUsed/>
   </w:style>
   <w:style w:type="table" w:default="1" w:styleId="TableNormal">

--- a/src/templates/3. Decalration_FOR_DCR.docx
+++ b/src/templates/3. Decalration_FOR_DCR.docx
@@ -87,13 +87,16 @@
       </w:r>
       <w:proofErr w:type="spellStart"/>
       <w:r>
-        <w:t>total_capacity</w:t>
+        <w:t>sanctioned_capacity</w:t>
       </w:r>
       <w:proofErr w:type="spellEnd"/>
       <w:r>
         <w:t>}}</w:t>
       </w:r>
       <w:r>
+        <w:t xml:space="preserve"> </w:t>
+      </w:r>
+      <w:r>
         <w:t xml:space="preserve">KW Grid Connected Rooftop Solar Plant </w:t>
       </w:r>
     </w:p>
@@ -134,7 +137,21 @@
         <w:t xml:space="preserve"> </w:t>
       </w:r>
       <w:r>
-        <w:t xml:space="preserve">at </w:t>
+        <w:t xml:space="preserve">under application number </w:t>
+      </w:r>
+      <w:r>
+        <w:t>{{</w:t>
+      </w:r>
+      <w:proofErr w:type="spellStart"/>
+      <w:r>
+        <w:t>application_number</w:t>
+      </w:r>
+      <w:proofErr w:type="spellEnd"/>
+      <w:r>
+        <w:t>}}</w:t>
+      </w:r>
+      <w:r>
+        <w:t xml:space="preserve"> </w:t>
       </w:r>
       <w:proofErr w:type="gramStart"/>
       <w:r>
@@ -318,6 +335,30 @@
       </w:pPr>
       <w:r>
         <w:t>{/modules}</w:t>
+      </w:r>
+    </w:p>
+    <w:p>
+      <w:pPr>
+        <w:numPr>
+          <w:ilvl w:val="1"/>
+          <w:numId w:val="1"/>
+        </w:numPr>
+        <w:spacing w:after="219"/>
+        <w:ind w:hanging="230"/>
+      </w:pPr>
+      <w:r>
+        <w:t xml:space="preserve">PV Module Make: </w:t>
+      </w:r>
+      <w:r>
+        <w:t>{{</w:t>
+      </w:r>
+      <w:proofErr w:type="spellStart"/>
+      <w:r>
+        <w:t>module_make</w:t>
+      </w:r>
+      <w:proofErr w:type="spellEnd"/>
+      <w:r>
+        <w:t>}}</w:t>
       </w:r>
     </w:p>
     <w:p>
@@ -1445,6 +1486,7 @@
   <w:style w:type="character" w:default="1" w:styleId="DefaultParagraphFont">
     <w:name w:val="Default Paragraph Font"/>
     <w:uiPriority w:val="1"/>
+    <w:semiHidden/>
     <w:unhideWhenUsed/>
   </w:style>
   <w:style w:type="table" w:default="1" w:styleId="TableNormal">
